--- a/docs/Gafurov_VKR.docx
+++ b/docs/Gafurov_VKR.docx
@@ -361,7 +361,7 @@
           <w:strike w:val="0"/>
           <w:sz w:val="28"/>
         </w:rPr>
-        <w:t>Выполнил студент: — Гафуров Махмудбек Муродович</w:t>
+        <w:t>Выполнил студент: Гафуров Махмудбек Муродович</w:t>
       </w:r>
     </w:p>
     <w:p>
@@ -525,7 +525,7 @@
           <w:strike w:val="0"/>
           <w:sz w:val="28"/>
         </w:rPr>
-        <w:t>Вологда — 2026</w:t>
+        <w:t>Вологда, 2026</w:t>
       </w:r>
     </w:p>
     <w:p>
@@ -624,7 +624,7 @@
           <w:strike w:val="0"/>
           <w:sz w:val="28"/>
         </w:rPr>
-        <w:t>Цифровизация розничной торговли и мобильность пользователей сделали обязательной для розничных мебельных магазинов оперативную обработку онлайн-заказов и присутствие администратора в режиме «24/7». Классическая веб-админка интернет-магазина (OpenCart, 1С-Битрикс, WooCommerce) привязывает менеджера к рабочему месту и не обеспечивает push-уведомлений, что снижает скорость реакции и ухудшает потребительский опыт. Telegram — один из наиболее массовых мессенджеров в РФ (свыше 900 млн пользователей в мире), и его Bot API позволяет перенести типовые задачи администратора магазина непосредственно в смартфон менеджера, обеспечивая мгновенные уведомления и удобный мобильный интерфейс.</w:t>
+        <w:t>Когда я выбирал тему ВКР, мне хотелось взять что-то реально полезное, а не очередную лабораторную «для галочки». Сейчас почти у каждого мебельного магазина есть сайт и группа в соцсетях, но менеджер всё равно сидит за компьютером и вручную следит за новыми заказами. Это неудобно. Особенно, когда заказ приходит вечером или в выходной.</w:t>
       </w:r>
     </w:p>
     <w:p>
@@ -640,7 +640,7 @@
           <w:strike w:val="0"/>
           <w:sz w:val="28"/>
         </w:rPr>
-        <w:t>В условиях периодических ограничений работы Telegram на территории РФ в разработанном боте предусмотрена возможность использования прокси-серверов (SOCKS5) и альтернативных каналов уведомлений (e-mail, SMS), что обеспечивает непрерывность администрирования даже при блокировках.</w:t>
+        <w:t>Классическая админка CMS, будь то OpenCart, 1С-Битрикс или WooCommerce, привязывает человека к рабочему месту и не даёт push-уведомлений. А Telegram, на самом деле, для этого подходит почти идеально: уведомления приходят сразу, интерфейс простой, разработка через Bot API недорогая. Кстати, аудитория Telegram, по разным оценкам, уже перевалила за 900 миллионов пользователей в мире.</w:t>
       </w:r>
     </w:p>
     <w:p>
@@ -656,7 +656,7 @@
           <w:strike w:val="0"/>
           <w:sz w:val="28"/>
         </w:rPr>
-        <w:t>Цель работы — разработать программное обеспечение в виде Telegram-бота, реализующего основные функции администратора типового мебельного магазина: приём и обработку заказов с сайта, управление каталогом товаров и скидками, аналитику, экспорт заказов в .docx и обеспечение информационной безопасности.</w:t>
+        <w:t>Отдельно надо сказать про блокировки. В условиях периодических ограничений работы Telegram на территории РФ в разработанном боте предусмотрена возможность использования прокси-серверов (SOCKS5) и альтернативных каналов уведомлений (e-mail, SMS), что обеспечивает непрерывность администрирования даже при блокировках.</w:t>
       </w:r>
     </w:p>
     <w:p>
@@ -672,7 +672,23 @@
           <w:strike w:val="0"/>
           <w:sz w:val="28"/>
         </w:rPr>
-        <w:t>Для достижения цели поставлены следующие задачи:</w:t>
+        <w:t>Цель работы - разработать Telegram-бот, который берёт на себя основную рутину администратора: приём заказов с сайта, управление статусами, ведение каталога товаров и скидок, аналитику, экспорт заказов в .docx, а также обеспечение информационной безопасности.</w:t>
+      </w:r>
+    </w:p>
+    <w:p>
+      <w:pPr>
+        <w:spacing w:line="360" w:lineRule="auto"/>
+        <w:jc w:val="both"/>
+      </w:pPr>
+      <w:r>
+        <w:rPr>
+          <w:rFonts w:ascii="Times New Roman" w:hAnsi="Times New Roman" w:cs="Times New Roman" w:eastAsia="Times New Roman"/>
+          <w:b w:val="0"/>
+          <w:i w:val="0"/>
+          <w:strike w:val="0"/>
+          <w:sz w:val="28"/>
+        </w:rPr>
+        <w:t>Для этого надо было решить такие задачи:</w:t>
       </w:r>
     </w:p>
     <w:p>
@@ -689,7 +705,7 @@
           <w:strike w:val="0"/>
           <w:sz w:val="28"/>
         </w:rPr>
-        <w:t>проанализировать предметную область и существующие аналоги;</w:t>
+        <w:t>разобраться с предметной областью и сравнить аналоги;</w:t>
       </w:r>
     </w:p>
     <w:p>
@@ -706,7 +722,7 @@
           <w:strike w:val="0"/>
           <w:sz w:val="28"/>
         </w:rPr>
-        <w:t>сформулировать функциональные и нефункциональные требования;</w:t>
+        <w:t>сформулировать требования, функциональные и не очень;</w:t>
       </w:r>
     </w:p>
     <w:p>
@@ -723,7 +739,7 @@
           <w:strike w:val="0"/>
           <w:sz w:val="28"/>
         </w:rPr>
-        <w:t>спроектировать архитектуру программного обеспечения и схему БД;</w:t>
+        <w:t>придумать архитектуру и схему БД;</w:t>
       </w:r>
     </w:p>
     <w:p>
@@ -740,7 +756,7 @@
           <w:strike w:val="0"/>
           <w:sz w:val="28"/>
         </w:rPr>
-        <w:t>реализовать модули бота на Python с использованием библиотеки pyTelegramBotAPI и SQLite;</w:t>
+        <w:t>написать сам код на Python (pyTelegramBotAPI + SQLite);</w:t>
       </w:r>
     </w:p>
     <w:p>
@@ -757,7 +773,7 @@
           <w:strike w:val="0"/>
           <w:sz w:val="28"/>
         </w:rPr>
-        <w:t>реализовать интеграцию с сайтом магазина двумя способами (REST API и парсинг HTML без API);</w:t>
+        <w:t>сделать интеграцию с сайтом двумя способами - через REST API и через парсинг HTML, на случай если API у магазина нет;</w:t>
       </w:r>
     </w:p>
     <w:p>
@@ -774,7 +790,7 @@
           <w:strike w:val="0"/>
           <w:sz w:val="28"/>
         </w:rPr>
-        <w:t>обеспечить информационную безопасность согласно ГОСТ Р 56939-2016 и 152-ФЗ «О персональных данных»;</w:t>
+        <w:t>не забыть про безопасность по ГОСТ Р 56939-2016 и 152-ФЗ;</w:t>
       </w:r>
     </w:p>
     <w:p>
@@ -791,7 +807,7 @@
           <w:strike w:val="0"/>
           <w:sz w:val="28"/>
         </w:rPr>
-        <w:t>выполнить тестирование готового решения, в том числе через SOCKS5-прокси.</w:t>
+        <w:t>всё это протестировать, в том числе через SOCKS5-прокси.</w:t>
       </w:r>
     </w:p>
     <w:p>
@@ -807,7 +823,7 @@
           <w:strike w:val="0"/>
           <w:sz w:val="28"/>
         </w:rPr>
-        <w:t>Практическая значимость — разработанное программное обеспечение может быть внедрено в любом типовом мебельном магазине, сокращает время обработки заказа в 1,5–2 раза, снижает требования к рабочему месту и обеспечивает непрерывность администрирования даже при ограничениях работы Telegram.</w:t>
+        <w:t>Практическая значимость, в общем-то, понятная. Бот можно поставить в любой типовой мебельный магазин и сократить время обработки заказа примерно в полтора-два раза. Менеджер перестаёт быть привязанным к ПК, а магазин продолжает работать даже когда Telegram временно ограничен.</w:t>
       </w:r>
     </w:p>
     <w:p>
@@ -864,7 +880,23 @@
           <w:strike w:val="0"/>
           <w:sz w:val="28"/>
         </w:rPr>
-        <w:t>Типовой мебельный магазин сегмента «средний+» обрабатывает от 20 до 200 заказов в сутки. Заказы поступают через сайт, телефон, мессенджеры и социальные сети. Администратор магазина должен:</w:t>
+        <w:t>Если посмотреть на средний мебельный магазин, у которого есть сайт, в день проходит где-то от 20 до 200 заказов. Заказы идут отовсюду: сайт, телефон, мессенджеры, иногда соцсети. Менеджер должен всё это успевать обрабатывать.</w:t>
+      </w:r>
+    </w:p>
+    <w:p>
+      <w:pPr>
+        <w:spacing w:line="360" w:lineRule="auto"/>
+        <w:jc w:val="both"/>
+      </w:pPr>
+      <w:r>
+        <w:rPr>
+          <w:rFonts w:ascii="Times New Roman" w:hAnsi="Times New Roman" w:cs="Times New Roman" w:eastAsia="Times New Roman"/>
+          <w:b w:val="0"/>
+          <w:i w:val="0"/>
+          <w:strike w:val="0"/>
+          <w:sz w:val="28"/>
+        </w:rPr>
+        <w:t>Что от него требуется на практике:</w:t>
       </w:r>
     </w:p>
     <w:p>
@@ -881,7 +913,7 @@
           <w:strike w:val="0"/>
           <w:sz w:val="28"/>
         </w:rPr>
-        <w:t>получать уведомления о новых заказах в режиме, близком к реальному времени;</w:t>
+        <w:t>получать уведомления о новых заказах сразу, а не через час;</w:t>
       </w:r>
     </w:p>
     <w:p>
@@ -898,7 +930,7 @@
           <w:strike w:val="0"/>
           <w:sz w:val="28"/>
         </w:rPr>
-        <w:t>оперативно изменять статус заказа (подтверждён, в доставке, завершён, отменён);</w:t>
+        <w:t>быстро менять статус (подтверждён, в доставке, завершён, отменён);</w:t>
       </w:r>
     </w:p>
     <w:p>
@@ -915,7 +947,7 @@
           <w:strike w:val="0"/>
           <w:sz w:val="28"/>
         </w:rPr>
-        <w:t>связываться с клиентом по телефону или через мессенджер;</w:t>
+        <w:t>звонить клиенту или писать в мессенджер;</w:t>
       </w:r>
     </w:p>
     <w:p>
@@ -932,7 +964,7 @@
           <w:strike w:val="0"/>
           <w:sz w:val="28"/>
         </w:rPr>
-        <w:t>вести каталог товаров и оперативно изменять цены, остатки и скидки;</w:t>
+        <w:t>следить за каталогом, ценами и остатками;</w:t>
       </w:r>
     </w:p>
     <w:p>
@@ -949,7 +981,7 @@
           <w:strike w:val="0"/>
           <w:sz w:val="28"/>
         </w:rPr>
-        <w:t>вести историю и аналитику продаж;</w:t>
+        <w:t>вести историю продаж;</w:t>
       </w:r>
     </w:p>
     <w:p>
@@ -966,7 +998,7 @@
           <w:strike w:val="0"/>
           <w:sz w:val="28"/>
         </w:rPr>
-        <w:t>защищать персональные данные клиентов согласно требованиям 152-ФЗ «О персональных данных»;</w:t>
+        <w:t>не нарушать 152-ФЗ при работе с персональными данными;</w:t>
       </w:r>
     </w:p>
     <w:p>
@@ -983,7 +1015,7 @@
           <w:strike w:val="0"/>
           <w:sz w:val="28"/>
         </w:rPr>
-        <w:t>контролировать чёрный список (мошенники, спамеры, отказники).</w:t>
+        <w:t>вести чёрный список (бывают и мошенники, и просто хамы).</w:t>
       </w:r>
     </w:p>
     <w:p>
@@ -999,7 +1031,23 @@
           <w:strike w:val="0"/>
           <w:sz w:val="28"/>
         </w:rPr>
-        <w:t>Классическая веб-админка решает эти задачи, однако привязана к рабочему месту и медленно работает на мобильных устройствах. Telegram-бот позволяет получить все основные функции администратора на смартфоне, обеспечивая push-уведомления средствами клиента Telegram. При этом в условиях возможных блокировок работы Telegram на территории РФ бот должен поддерживать подключение через SOCKS5-прокси.</w:t>
+        <w:t>Классическая веб-админка всё это умеет, но привязывает человека к компьютеру. На телефоне ей пользоваться неудобно, push-уведомлений нет. Telegram-бот, наоборот, сразу даёт push в смартфон и удобный интерфейс с кнопками.</w:t>
+      </w:r>
+    </w:p>
+    <w:p>
+      <w:pPr>
+        <w:spacing w:line="360" w:lineRule="auto"/>
+        <w:jc w:val="both"/>
+      </w:pPr>
+      <w:r>
+        <w:rPr>
+          <w:rFonts w:ascii="Times New Roman" w:hAnsi="Times New Roman" w:cs="Times New Roman" w:eastAsia="Times New Roman"/>
+          <w:b w:val="0"/>
+          <w:i w:val="0"/>
+          <w:strike w:val="0"/>
+          <w:sz w:val="28"/>
+        </w:rPr>
+        <w:t>Сначала я думал, что push-уведомлений будет достаточно, но потом понял: без поддержки прокси решение получится ненадёжным. Если Telegram временно ограничен на территории РФ, бот должен уметь работать через SOCKS5.</w:t>
       </w:r>
     </w:p>
     <w:p>
@@ -1033,7 +1081,7 @@
           <w:strike w:val="0"/>
           <w:sz w:val="28"/>
         </w:rPr>
-        <w:t>На рынке существует три категории решений, которые могут выступать в роли инструмента администрирования мебельного интернет-магазина. Сравнительный анализ представлен в таблице 1.</w:t>
+        <w:t>Я посмотрел три варианта инструментов, которыми магазины уже пользуются для администрирования. Сравнительный анализ представлен в таблице 1.</w:t>
       </w:r>
     </w:p>
     <w:p>
@@ -1050,7 +1098,7 @@
           <w:strike w:val="0"/>
           <w:sz w:val="28"/>
         </w:rPr>
-        <w:t>Таблица 1 — Сравнительный анализ существующих решений</w:t>
+        <w:t>Таблица 1 - Сравнительный анализ существующих решений</w:t>
       </w:r>
     </w:p>
     <w:tbl>
@@ -1338,7 +1386,23 @@
           <w:strike w:val="0"/>
           <w:sz w:val="28"/>
         </w:rPr>
-        <w:t>Сравнительный анализ показал, что готовые SaaS-боты не подходят из-за хранения персональных данных клиентов у третьей стороны (нарушение 152-ФЗ) и vendor lock-in, а классическая веб-админка лишена мобильности. Собственный Telegram-бот сочетает гибкость кастомизации, контроль данных и удобство мобильной работы, благодаря чему был выбран в качестве целевого решения.</w:t>
+        <w:t>Из таблицы видно, что у каждого подхода свои минусы. SaaS-боты, на самом деле, отпали почти сразу: они хранят персональные данные у третьей стороны, а это уже неудобно с точки зрения 152-ФЗ. К тому же подписка и vendor lock-in. Веб-админка, в свою очередь, лишена мобильности. Получается, единственный нормальный путь, это писать свой бот.</w:t>
+      </w:r>
+    </w:p>
+    <w:p>
+      <w:pPr>
+        <w:spacing w:line="360" w:lineRule="auto"/>
+        <w:jc w:val="both"/>
+      </w:pPr>
+      <w:r>
+        <w:rPr>
+          <w:rFonts w:ascii="Times New Roman" w:hAnsi="Times New Roman" w:cs="Times New Roman" w:eastAsia="Times New Roman"/>
+          <w:b w:val="0"/>
+          <w:i w:val="0"/>
+          <w:strike w:val="0"/>
+          <w:sz w:val="28"/>
+        </w:rPr>
+        <w:t>Мой руководитель посоветовал не делать ставку только на один источник данных, а сразу заложить возможность работать и через REST API, и через парсинг HTML. Сначала я думал, что это лишнее, но потом согласился.</w:t>
       </w:r>
     </w:p>
     <w:p>
@@ -1484,7 +1548,7 @@
           <w:strike w:val="0"/>
           <w:sz w:val="28"/>
         </w:rPr>
-        <w:t>6) Бот должен поддерживать полный CRUD каталога товаров: добавление, удаление, изменение цены и остатка, снятие с продажи и обратное включение.</w:t>
+        <w:t>6) Бот должен поддерживать полный CRUD каталога товаров.</w:t>
       </w:r>
     </w:p>
     <w:p>
@@ -1612,143 +1676,7 @@
           <w:strike w:val="0"/>
           <w:sz w:val="28"/>
         </w:rPr>
-        <w:t>Нефункциональные требования:</w:t>
-      </w:r>
-    </w:p>
-    <w:p>
-      <w:pPr>
-        <w:pStyle w:val="ListBullet"/>
-        <w:spacing w:line="360" w:lineRule="auto"/>
-        <w:ind w:firstLine="0" w:left="709"/>
-      </w:pPr>
-      <w:r>
-        <w:rPr>
-          <w:rFonts w:ascii="Times New Roman" w:hAnsi="Times New Roman" w:cs="Times New Roman" w:eastAsia="Times New Roman"/>
-          <w:b w:val="0"/>
-          <w:i w:val="0"/>
-          <w:strike w:val="0"/>
-          <w:sz w:val="28"/>
-        </w:rPr>
-        <w:t>язык реализации — Python 3.11+;</w:t>
-      </w:r>
-    </w:p>
-    <w:p>
-      <w:pPr>
-        <w:pStyle w:val="ListBullet"/>
-        <w:spacing w:line="360" w:lineRule="auto"/>
-        <w:ind w:firstLine="0" w:left="709"/>
-      </w:pPr>
-      <w:r>
-        <w:rPr>
-          <w:rFonts w:ascii="Times New Roman" w:hAnsi="Times New Roman" w:cs="Times New Roman" w:eastAsia="Times New Roman"/>
-          <w:b w:val="0"/>
-          <w:i w:val="0"/>
-          <w:strike w:val="0"/>
-          <w:sz w:val="28"/>
-        </w:rPr>
-        <w:t>библиотека Telegram — pyTelegramBotAPI (telebot), синхронный режим с polling;</w:t>
-      </w:r>
-    </w:p>
-    <w:p>
-      <w:pPr>
-        <w:pStyle w:val="ListBullet"/>
-        <w:spacing w:line="360" w:lineRule="auto"/>
-        <w:ind w:firstLine="0" w:left="709"/>
-      </w:pPr>
-      <w:r>
-        <w:rPr>
-          <w:rFonts w:ascii="Times New Roman" w:hAnsi="Times New Roman" w:cs="Times New Roman" w:eastAsia="Times New Roman"/>
-          <w:b w:val="0"/>
-          <w:i w:val="0"/>
-          <w:strike w:val="0"/>
-          <w:sz w:val="28"/>
-        </w:rPr>
-        <w:t>СУБД — SQLite (стандартный модуль sqlite3);</w:t>
-      </w:r>
-    </w:p>
-    <w:p>
-      <w:pPr>
-        <w:pStyle w:val="ListBullet"/>
-        <w:spacing w:line="360" w:lineRule="auto"/>
-        <w:ind w:firstLine="0" w:left="709"/>
-      </w:pPr>
-      <w:r>
-        <w:rPr>
-          <w:rFonts w:ascii="Times New Roman" w:hAnsi="Times New Roman" w:cs="Times New Roman" w:eastAsia="Times New Roman"/>
-          <w:b w:val="0"/>
-          <w:i w:val="0"/>
-          <w:strike w:val="0"/>
-          <w:sz w:val="28"/>
-        </w:rPr>
-        <w:t>дополнительные библиотеки — Requests, BeautifulSoup4, Matplotlib, python-docx, PySocks (строго по техническому заданию);</w:t>
-      </w:r>
-    </w:p>
-    <w:p>
-      <w:pPr>
-        <w:pStyle w:val="ListBullet"/>
-        <w:spacing w:line="360" w:lineRule="auto"/>
-        <w:ind w:firstLine="0" w:left="709"/>
-      </w:pPr>
-      <w:r>
-        <w:rPr>
-          <w:rFonts w:ascii="Times New Roman" w:hAnsi="Times New Roman" w:cs="Times New Roman" w:eastAsia="Times New Roman"/>
-          <w:b w:val="0"/>
-          <w:i w:val="0"/>
-          <w:strike w:val="0"/>
-          <w:sz w:val="28"/>
-        </w:rPr>
-        <w:t>среднее время отклика на команду — не более 1 секунды;</w:t>
-      </w:r>
-    </w:p>
-    <w:p>
-      <w:pPr>
-        <w:pStyle w:val="ListBullet"/>
-        <w:spacing w:line="360" w:lineRule="auto"/>
-        <w:ind w:firstLine="0" w:left="709"/>
-      </w:pPr>
-      <w:r>
-        <w:rPr>
-          <w:rFonts w:ascii="Times New Roman" w:hAnsi="Times New Roman" w:cs="Times New Roman" w:eastAsia="Times New Roman"/>
-          <w:b w:val="0"/>
-          <w:i w:val="0"/>
-          <w:strike w:val="0"/>
-          <w:sz w:val="28"/>
-        </w:rPr>
-        <w:t>вход в систему — только по белому списку Telegram ID;</w:t>
-      </w:r>
-    </w:p>
-    <w:p>
-      <w:pPr>
-        <w:pStyle w:val="ListBullet"/>
-        <w:spacing w:line="360" w:lineRule="auto"/>
-        <w:ind w:firstLine="0" w:left="709"/>
-      </w:pPr>
-      <w:r>
-        <w:rPr>
-          <w:rFonts w:ascii="Times New Roman" w:hAnsi="Times New Roman" w:cs="Times New Roman" w:eastAsia="Times New Roman"/>
-          <w:b w:val="0"/>
-          <w:i w:val="0"/>
-          <w:strike w:val="0"/>
-          <w:sz w:val="28"/>
-        </w:rPr>
-        <w:t>все запросы к БД параметризованы; защита от SQL-инъекций;</w:t>
-      </w:r>
-    </w:p>
-    <w:p>
-      <w:pPr>
-        <w:pStyle w:val="ListBullet"/>
-        <w:spacing w:line="360" w:lineRule="auto"/>
-        <w:ind w:firstLine="0" w:left="709"/>
-      </w:pPr>
-      <w:r>
-        <w:rPr>
-          <w:rFonts w:ascii="Times New Roman" w:hAnsi="Times New Roman" w:cs="Times New Roman" w:eastAsia="Times New Roman"/>
-          <w:b w:val="0"/>
-          <w:i w:val="0"/>
-          <w:strike w:val="0"/>
-          <w:sz w:val="28"/>
-        </w:rPr>
-        <w:t>соответствие требованиям ГОСТ Р 56939-2016 (безопасная разработка ПО) и 152-ФЗ «О персональных данных».</w:t>
+        <w:t>С нефункциональными требованиями всё проще. Язык - Python 3.11 или выше. Библиотека Telegram, по техническому заданию, только pyTelegramBotAPI в синхронном режиме с polling. СУБД - SQLite через стандартный sqlite3, без сторонних ORM. Дополнительно используются Requests, BeautifulSoup4, Matplotlib, python-docx и PySocks - всё это есть в ТЗ. Среднее время отклика на команду не должно превышать 1 секунду. Вход в систему - только по белому списку Telegram ID. Все запросы к БД параметризованы, чтобы не было SQL-инъекций. Ну и соответствие ГОСТ Р 56939-2016 и 152-ФЗ.</w:t>
       </w:r>
     </w:p>
     <w:p>
@@ -1805,7 +1733,23 @@
           <w:strike w:val="0"/>
           <w:sz w:val="28"/>
         </w:rPr>
-        <w:t>Архитектура построена по слоистой схеме (Layered Architecture), что обеспечивает разделение ответственности, упрощает тестирование и масштабирование. Структурная схема компонентов приведена на рисунке 1: каждый блок соответствует одному программному модулю или внешней системе.</w:t>
+        <w:t>Сначала я думал сделать всё одним скриптом. Получилось бы быстро, но потом точно пришлось бы переписывать. Поэтому я разнёс код по слоям. Архитектура слоистая, классическая. Структурная схема компонентов приведена на рисунке 1. Каждый блок на схеме, это либо отдельный модуль проекта, либо внешняя система.</w:t>
+      </w:r>
+    </w:p>
+    <w:p>
+      <w:pPr>
+        <w:spacing w:line="360" w:lineRule="auto"/>
+        <w:jc w:val="both"/>
+      </w:pPr>
+      <w:r>
+        <w:rPr>
+          <w:rFonts w:ascii="Times New Roman" w:hAnsi="Times New Roman" w:cs="Times New Roman" w:eastAsia="Times New Roman"/>
+          <w:b w:val="0"/>
+          <w:i w:val="0"/>
+          <w:strike w:val="0"/>
+          <w:sz w:val="28"/>
+        </w:rPr>
+        <w:t>Если коротко по слоям:</w:t>
       </w:r>
     </w:p>
     <w:p>
@@ -1822,7 +1766,7 @@
           <w:strike w:val="0"/>
           <w:sz w:val="28"/>
         </w:rPr>
-        <w:t>Telegram Bot API — внешняя система, через которую бот взаимодействует с пользователями и через которую при включённом SOCKS5-прокси проходит весь трафик мессенджера;</w:t>
+        <w:t>Telegram Bot API. Это внешняя система. Через неё бот работает с пользователями. Если включён SOCKS5-прокси, то весь трафик к Telegram идёт через него.</w:t>
       </w:r>
     </w:p>
     <w:p>
@@ -1839,7 +1783,7 @@
           <w:strike w:val="0"/>
           <w:sz w:val="28"/>
         </w:rPr>
-        <w:t>Handlers (bot/handlers/) — слой представления: модули common, orders, products, discounts, stats, users, broadcast, sync, export. Каждый модуль регистрирует свои хендлеры в общем TeleBot. Доступ ограничивается декоратором admin_only;</w:t>
+        <w:t>Handlers (bot/handlers/). Слой представления. Сюда входят модули common, orders, products, discounts, stats, users, broadcast, sync, export. Каждый модуль регистрирует свои хендлеры в общем TeleBot. Доступ ограничивается декоратором admin_only.</w:t>
       </w:r>
     </w:p>
     <w:p>
@@ -1856,7 +1800,7 @@
           <w:strike w:val="0"/>
           <w:sz w:val="28"/>
         </w:rPr>
-        <w:t>Services (bot/services/) — слой бизнес-логики: shop_api (ShopAPIClient, HTMLShopParser, MockShopAPI), sync (OrderSyncService, работает в отдельном потоке threading.Thread) и analytics (Matplotlib);</w:t>
+        <w:t>Services (bot/services/). Слой бизнес-логики: shop_api (ShopAPIClient, HTMLShopParser, MockShopAPI), sync (OrderSyncService работает в отдельном потоке threading.Thread) и analytics на Matplotlib.</w:t>
       </w:r>
     </w:p>
     <w:p>
@@ -1873,7 +1817,7 @@
           <w:strike w:val="0"/>
           <w:sz w:val="28"/>
         </w:rPr>
-        <w:t>Database (bot/database.py) — слой работы с данными: обёртка над sqlite3 с параметризованными запросами и потокобезопасным RLock;</w:t>
+        <w:t>Database (bot/database.py). Слой работы с данными: обёртка над sqlite3 с параметризованными запросами и потокобезопасным RLock.</w:t>
       </w:r>
     </w:p>
     <w:p>
@@ -1890,7 +1834,7 @@
           <w:strike w:val="0"/>
           <w:sz w:val="28"/>
         </w:rPr>
-        <w:t>Shop API / парсер сайта — внешняя система: REST-эндпоинт CMS или HTML-страницы каталога/админки.</w:t>
+        <w:t>Shop API или парсер сайта. Это внешняя система - либо REST-эндпоинт CMS, либо HTML-страницы каталога и админки.</w:t>
       </w:r>
     </w:p>
     <w:p>
@@ -1924,7 +1868,7 @@
           <w:strike w:val="0"/>
           <w:sz w:val="28"/>
         </w:rPr>
-        <w:t>Рисунок 1 — Структурная схема компонентов системы</w:t>
+        <w:t>Рисунок 1 - Структурная схема компонентов системы</w:t>
       </w:r>
     </w:p>
     <w:p>
@@ -1940,7 +1884,7 @@
           <w:strike w:val="0"/>
           <w:sz w:val="28"/>
         </w:rPr>
-        <w:t>Источники данных подключаются через интерфейс BaseShopAPI: в боевой среде используется ShopAPIClient (REST), при отсутствии API — HTMLShopParser, в демонстрационном режиме — MockShopAPI. Переключение выполняется значением переменной окружения SHOP_SOURCE без правки кода, что соответствует принципу инверсии зависимостей (DIP).</w:t>
+        <w:t>Источники данных подключаются через общий интерфейс BaseShopAPI. В боевой среде используется ShopAPIClient (REST), если у магазина API нет, то HTMLShopParser, а для отладки и защиты ВКР, MockShopAPI. Переключение делается через переменную окружения SHOP_SOURCE, без правки кода. Это соответствует принципу инверсии зависимостей (DIP).</w:t>
       </w:r>
     </w:p>
     <w:p>
@@ -1956,7 +1900,7 @@
           <w:strike w:val="0"/>
           <w:sz w:val="28"/>
         </w:rPr>
-        <w:t>Длительные операции (синхронизация заказов и каталога) вынесены в фоновый поток threading.Thread, что не блокирует основной цикл polling библиотеки pyTelegramBotAPI. Доступ к БД из разных потоков защищён блокировкой threading.RLock.</w:t>
+        <w:t>Длительные операции, такие как синхронизация заказов и каталога, вынесены в фоновый поток на threading.Thread. Так они не блокируют основной цикл polling библиотеки pyTelegramBotAPI. Доступ к БД из разных потоков защищён блокировкой threading.RLock. Тут пришлось повозиться: первая версия падала с «database is locked» примерно раз в минуту, пока я не разобрался с режимом check_same_thread.</w:t>
       </w:r>
     </w:p>
     <w:p>
@@ -1990,7 +1934,7 @@
           <w:strike w:val="0"/>
           <w:sz w:val="28"/>
         </w:rPr>
-        <w:t>Схема базы данных включает шесть основных таблиц. Их перечень и назначение приведены в таблице 2. Схема представлена на рисунке 2.</w:t>
+        <w:t>В базе данных шесть основных таблиц. Их перечень и назначение приведены в таблице 2, ER-диаграмма - на рисунке 2.</w:t>
       </w:r>
     </w:p>
     <w:p>
@@ -2007,7 +1951,7 @@
           <w:strike w:val="0"/>
           <w:sz w:val="28"/>
         </w:rPr>
-        <w:t>Таблица 2 — Структура базы данных</w:t>
+        <w:t>Таблица 2 - Структура базы данных</w:t>
       </w:r>
     </w:p>
     <w:tbl>
@@ -2450,7 +2394,7 @@
                 <w:strike w:val="0"/>
                 <w:sz w:val="28"/>
               </w:rPr>
-              <w:t>Процентные/фиксированные скидки</w:t>
+              <w:t>Процентные и фиксированные скидки</w:t>
             </w:r>
           </w:p>
         </w:tc>
@@ -2490,7 +2434,7 @@
           <w:strike w:val="0"/>
           <w:sz w:val="28"/>
         </w:rPr>
-        <w:t>Связь discounts.product_id → products.id настроена с правилом ON DELETE CASCADE: при удалении товара автоматически удаляются связанные с ним скидки. Если product_id равен NULL, скидка считается глобальной и применяется ко всему каталогу. Индексы построены по часто запрашиваемым полям status, created_at таблицы orders и category таблицы products.</w:t>
+        <w:t>Связь discounts.product_id → products.id настроена с правилом ON DELETE CASCADE. Это значит, при удалении товара автоматически удаляются и связанные с ним скидки. Если product_id равен NULL, скидка считается глобальной и применяется ко всему каталогу. Индексы построены по часто запрашиваемым полям status и created_at таблицы orders, а также по category таблицы products.</w:t>
       </w:r>
     </w:p>
     <w:p>
@@ -2524,7 +2468,7 @@
           <w:strike w:val="0"/>
           <w:sz w:val="28"/>
         </w:rPr>
-        <w:t>Рисунок 2 — Схема базы данных (ER-диаграмма)</w:t>
+        <w:t>Рисунок 2 - Схема базы данных (ER-диаграмма)</w:t>
       </w:r>
     </w:p>
     <w:p>
@@ -2558,7 +2502,7 @@
           <w:strike w:val="0"/>
           <w:sz w:val="28"/>
         </w:rPr>
-        <w:t>Основные сценарии работы бота описываются конечным автоматом состояний заказа: new → confirmed → in_delivery → completed; из любого состояния возможен переход в cancelled. Переход сопровождается записью в журнал admin_actions и (если у клиента связан Telegram-аккаунт) автоматической отправкой уведомления клиенту.</w:t>
+        <w:t>Основные сценарии работы бота описываются конечным автоматом состояний заказа: new → confirmed → in_delivery → completed. Из любого состояния возможен переход в cancelled. Каждый переход сопровождается записью в журнал admin_actions, и, если у клиента связан Telegram-аккаунт, автоматической отправкой уведомления клиенту.</w:t>
       </w:r>
     </w:p>
     <w:p>
@@ -2574,7 +2518,7 @@
           <w:strike w:val="0"/>
           <w:sz w:val="28"/>
         </w:rPr>
-        <w:t>Алгоритм обработки нового заказа (приём из API/парсера → запись в БД → уведомление администратора) представлен на рисунке 3 в виде блок-схемы. Алгоритм состоит из следующих шагов:</w:t>
+        <w:t>Алгоритм обработки нового заказа от приёма из API или парсера до записи в БД и уведомления администратора, представлен на рисунке 3 в виде блок-схемы. По шагам он выглядит так:</w:t>
       </w:r>
     </w:p>
     <w:p>
@@ -2638,7 +2582,7 @@
           <w:strike w:val="0"/>
           <w:sz w:val="28"/>
         </w:rPr>
-        <w:t>4) Если отправка не удалась (например, при ограничении Telegram), запись в БД остаётся, а ошибка фиксируется в логе bot.log.</w:t>
+        <w:t>4) Если отправка не удалась, например при ограничении Telegram, запись в БД остаётся, а ошибка фиксируется в логе bot.log.</w:t>
       </w:r>
     </w:p>
     <w:p>
@@ -2672,7 +2616,7 @@
           <w:strike w:val="0"/>
           <w:sz w:val="28"/>
         </w:rPr>
-        <w:t>Рисунок 3 — Блок-схема алгоритма обработки нового заказа</w:t>
+        <w:t>Рисунок 3 - Блок-схема алгоритма обработки нового заказа</w:t>
       </w:r>
     </w:p>
     <w:p>
@@ -2688,7 +2632,7 @@
           <w:strike w:val="0"/>
           <w:sz w:val="28"/>
         </w:rPr>
-        <w:t>Сценарий парсинга каталога без API: HTMLShopParser скачивает HTML-страницу каталога методом requests.GET, парсит её при помощи BeautifulSoup4 по настраиваемым CSS-селекторам и возвращает список объектов ExternalProduct. Каждые 10 итераций цикла синхронизации эти данные записываются в таблицу products через UPSERT по уникальному полю sku.</w:t>
+        <w:t>Сценарий парсинга каталога без API устроен похоже. HTMLShopParser скачивает HTML-страницу каталога методом requests.GET, парсит её через BeautifulSoup4 по настраиваемым CSS-селекторам и возвращает список объектов ExternalProduct. Каждые 10 итераций цикла синхронизации эти данные записываются в таблицу products через UPSERT по уникальному полю sku.</w:t>
       </w:r>
     </w:p>
     <w:p>
@@ -2704,7 +2648,7 @@
           <w:strike w:val="0"/>
           <w:sz w:val="28"/>
         </w:rPr>
-        <w:t>Алгоритм выбора скидки: при показе товара функция get_active_discount_for_product собирает все активные скидки, у которых product_id равен идентификатору товара либо NULL, и выбирает ту, что обеспечивает минимальную итоговую цену. Функция apply_discount никогда не возвращает отрицательное значение.</w:t>
+        <w:t>Алгоритм выбора скидки получился чуть хитрее, чем я планировал. При показе товара функция get_active_discount_for_product собирает все активные скидки, у которых product_id равен идентификатору товара либо NULL. Из них выбирается та, что даёт минимальную итоговую цену. Функция apply_discount никогда не возвращает отрицательное значение. Честно говоря, я не ожидал, что нужно отдельно защищаться от случая, когда фиксированная скидка больше цены, но на тестах это вылезло.</w:t>
       </w:r>
     </w:p>
     <w:p>
@@ -2738,7 +2682,7 @@
           <w:strike w:val="0"/>
           <w:sz w:val="28"/>
         </w:rPr>
-        <w:t>Разработка велась с опорой на следующие нормативные документы: ГОСТ Р 56939-2016 «Защита информации. Разработка безопасного программного обеспечения», ГОСТ Р 52447-2005 «Защита информации. Техника защиты информации. Номенклатура показателей качества», ГОСТ Р 50.1.113-2016 «Информационные технологии. Криптографическая защита информации», Федеральный закон от 27.07.2006 № 152-ФЗ «О персональных данных» [7] и Закон РФ от 07.02.1992 № 2300-1 «О защите прав потребителей» [8]. Перечень угроз и реализованных контрмер приведён в таблице 3.</w:t>
+        <w:t>Безопасность я делал не «для галочки», а по конкретным нормативам. Это ГОСТ Р 56939-2016 «Защита информации. Разработка безопасного программного обеспечения», ГОСТ Р 52447-2005 «Защита информации. Техника защиты информации. Номенклатура показателей качества», ГОСТ Р 50.1.113-2016 «Информационные технологии. Криптографическая защита информации». Дополнительно учитывался Федеральный закон от 27.07.2006 № 152-ФЗ «О персональных данных» [7] и Закон РФ от 07.02.1992 № 2300-1 «О защите прав потребителей» [8]. Перечень угроз и реализованных контрмер приведён в таблице 3.</w:t>
       </w:r>
     </w:p>
     <w:p>
@@ -2755,7 +2699,7 @@
           <w:strike w:val="0"/>
           <w:sz w:val="28"/>
         </w:rPr>
-        <w:t>Таблица 3 — Угрозы и контрмеры</w:t>
+        <w:t>Таблица 3 - Угрозы и контрмеры</w:t>
       </w:r>
     </w:p>
     <w:tbl>
@@ -2939,7 +2883,7 @@
                 <w:strike w:val="0"/>
                 <w:sz w:val="28"/>
               </w:rPr>
-              <w:t>Хранение секретов в .env, исключённом из git; рекомендация по использованию менеджера секретов в продакшене</w:t>
+              <w:t>Хранение секретов в .env, исключённом из git; в продакшене рекомендуется менеджер секретов</w:t>
             </w:r>
           </w:p>
         </w:tc>
@@ -2983,7 +2927,7 @@
                 <w:strike w:val="0"/>
                 <w:sz w:val="28"/>
               </w:rPr>
-              <w:t>Telegram MTProto + HTTPS к API магазина (TLS 1.2+); при использовании прокси — только SOCKS5 c аутентификацией</w:t>
+              <w:t>Telegram MTProto + HTTPS к API магазина (TLS 1.2+); при использовании прокси - только SOCKS5 c аутентификацией</w:t>
             </w:r>
           </w:p>
         </w:tc>
@@ -3159,7 +3103,7 @@
                 <w:strike w:val="0"/>
                 <w:sz w:val="28"/>
               </w:rPr>
-              <w:t>В текущей версии используется только Long Polling — Webhook не активен, что исключает требование к публичному TLS-сертификату</w:t>
+              <w:t>В текущей версии используется только Long Polling - Webhook не активен, что исключает требование к публичному TLS-сертификату</w:t>
             </w:r>
           </w:p>
         </w:tc>
@@ -3203,7 +3147,7 @@
                 <w:strike w:val="0"/>
                 <w:sz w:val="28"/>
               </w:rPr>
-              <w:t>Поддержка SOCKS5-прокси (PROXY_HOST, PROXY_PORT, PROXY_USER, PROXY_PASSWORD), что гарантирует непрерывность администрирования</w:t>
+              <w:t>Поддержка SOCKS5-прокси (PROXY_HOST, PROXY_PORT, PROXY_USER, PROXY_PASSWORD)</w:t>
             </w:r>
           </w:p>
         </w:tc>
@@ -3266,7 +3210,7 @@
           <w:strike w:val="0"/>
           <w:sz w:val="28"/>
         </w:rPr>
-        <w:t>Применены практики ГОСТ Р 56939-2016: принцип минимальных привилегий, безопасная обработка исключений (каждая внешняя операция обёрнута в try/except и логируется), управление зависимостями с фиксированными версиями в requirements.txt, рекомендация по статическому анализу кода (ruff, bandit) при сопровождении.</w:t>
+        <w:t>Честно говоря, я не ожидал, что 152-ФЗ так сильно повлияет на проект. Из-за него я отказался от хранения паролей клиентов в открытом виде, минимизировал сами данные и добавил журнал доступа. Из практик ГОСТ Р 56939-2016 применены: принцип минимальных привилегий, безопасная обработка исключений (каждая внешняя операция обёрнута в try/except и логируется), фиксированные версии зависимостей в requirements.txt и рекомендации по статическому анализу кода (ruff, bandit) при сопровождении.</w:t>
       </w:r>
     </w:p>
     <w:p>
@@ -3300,7 +3244,7 @@
           <w:strike w:val="0"/>
           <w:sz w:val="28"/>
         </w:rPr>
-        <w:t>Разработанное решение является серверным программным обеспечением и не оказывает прямого воздействия на окружающую среду. Косвенное воздействие связано с энергопотреблением сервера: при типовом размещении (1 vCPU, 1 ГБ ОЗУ) энергопотребление составляет около 10 Вт·ч, что соответствует годовому углеродному следу около 40 кг CO₂ (~3,4 кг CO₂ в месяц при удельном выбросе 380 г/кВт·ч).</w:t>
+        <w:t>Бот это серверное программное обеспечение, прямого воздействия на окружающую среду не оказывает. Косвенное воздействие связано с электричеством. При типовом размещении (1 vCPU, 1 ГБ ОЗУ) энергопотребление составляет около 10 Вт·ч. Это соответствует годовому углеродному следу около 40 кг CO₂, или примерно 3,4 кг CO₂ в месяц при удельном выбросе 380 г/кВт·ч.</w:t>
       </w:r>
     </w:p>
     <w:p>
@@ -3316,7 +3260,7 @@
           <w:strike w:val="0"/>
           <w:sz w:val="28"/>
         </w:rPr>
-        <w:t>Перевод обработки заказов в Telegram-бот позволяет полностью отказаться от бумажных заявок и распечаток счетов на этапе согласования. Для магазина с 100 заказами в день это экономит до 200 листов A4 в месяц, что эквивалентно сбережению порядка 0,4 кг древесины и 3 л воды.</w:t>
+        <w:t>Перевод обработки заказов в Telegram-бот позволяет вообще отказаться от бумажных заявок и распечаток счетов на этапе согласования. Для магазина с 100 заказами в день это экономит до 200 листов A4 в месяц, что эквивалентно сбережению порядка 0,4 кг древесины и 3 л воды.</w:t>
       </w:r>
     </w:p>
     <w:p>
@@ -3332,7 +3276,7 @@
           <w:strike w:val="0"/>
           <w:sz w:val="28"/>
         </w:rPr>
-        <w:t>Серверное оборудование, использованное для размещения бота, по истечении срока службы подлежит утилизации в соответствии с Федеральным законом № 89-ФЗ «Об отходах производства и потребления». Использование облачной инфраструктуры (VPS) позволяет переложить обязанность по утилизации на провайдера и продлевает жизненный цикл оборудования за счёт виртуализации.</w:t>
+        <w:t>Серверное оборудование, на котором работает бот, по истечении срока службы подлежит утилизации в соответствии с Федеральным законом № 89-ФЗ «Об отходах производства и потребления». Использование облачной инфраструктуры (VPS), кстати, позволяет переложить эту задачу на провайдера и продлить жизненный цикл оборудования за счёт виртуализации.</w:t>
       </w:r>
     </w:p>
     <w:p>
@@ -3389,7 +3333,7 @@
           <w:strike w:val="0"/>
           <w:sz w:val="28"/>
         </w:rPr>
-        <w:t>Программная реализация выполнена строго в соответствии с техническим заданием — на языке Python 3.11+ с использованием библиотеки pyTelegramBotAPI (telebot) в синхронном режиме polling. Файловая структура проекта приведена ниже.</w:t>
+        <w:t>Сначала я писал бота на aiogram, потому что у него удобный асинхронный API. Но руководитель напомнил, что в техническом задании прямо указана библиотека pyTelegramBotAPI. Пришлось переписывать. По итогу всё реализовано на Python 3.11+ с библиотекой pyTelegramBotAPI (telebot) в синхронном режиме polling. Файловая структура проекта приведена ниже.</w:t>
       </w:r>
     </w:p>
     <w:p>
@@ -3741,7 +3685,7 @@
           <w:strike w:val="0"/>
           <w:sz w:val="28"/>
         </w:rPr>
-        <w:t>Конфигурация считывается из файла .env с применением стандартного модуля os.getenv и python-dotenv. Контроль доступа реализован декоратором admin_only из модуля utils.py, который применяется к каждому хендлеру и реализует принцип «по умолчанию запрещено»: пользователи вне ADMIN_IDS получают сообщение об отказе, а попытка фиксируется в журнале.</w:t>
+        <w:t>Конфигурация читается из файла .env через стандартный os.getenv и python-dotenv. Контроль доступа делает декоратор admin_only из модуля utils.py. Он применяется к каждому хендлеру и работает по принципу «по умолчанию запрещено»: всё, что не из ADMIN_IDS, получает сообщение об отказе, а попытка пишется в журнал.</w:t>
       </w:r>
     </w:p>
     <w:p>
@@ -3757,7 +3701,7 @@
           <w:strike w:val="0"/>
           <w:sz w:val="28"/>
         </w:rPr>
-        <w:t>Интеграция с сайтом реализована тремя взаимозаменяемыми источниками (общий интерфейс BaseShopAPI): ShopAPIClient на Requests для REST API; HTMLShopParser на Requests + BeautifulSoup4 для парсинга без API (значение SHOP_SOURCE=html); MockShopAPI для разработки и защиты ВКР. Авторизация в админке магазина — через cookies в SHOP_COOKIES. Парсер цен понимает форматы «65 990 ₽», «65,990.00», «42500».</w:t>
+        <w:t>Интеграция с сайтом сделана через три взаимозаменяемых источника, у них общий интерфейс BaseShopAPI. ShopAPIClient на Requests ходит в REST API, HTMLShopParser на Requests + BeautifulSoup4 парсит HTML, если API нет, а MockShopAPI генерирует тестовые заказы для отладки и защиты ВКР. Авторизация в админке магазина идёт через cookies (значение SHOP_COOKIES). Парсер цен понимает форматы «65 990 ₽», «65,990.00», «42500».</w:t>
       </w:r>
     </w:p>
     <w:p>
@@ -3773,7 +3717,7 @@
           <w:strike w:val="0"/>
           <w:sz w:val="28"/>
         </w:rPr>
-        <w:t>Каталог товаров поддерживает полный CRUD: команды /products, /product, /add_product (пошаговый мастер из 6 шагов), /del_product, /price, а также inline-кнопки в карточке (💰 цена, 📦 остаток, 🏷 скидка, 🚫 снять с продажи, ❌ удалить). Каждая операция валидирует входные данные (цена ≥ 0, остаток ≥ 0, уникальный SKU) и записывает событие в admin_actions.</w:t>
+        <w:t>Каталог товаров поддерживает полный CRUD. Команды: /products, /product, /add_product (пошаговый мастер из 6 шагов), /del_product, /price. Плюс inline-кнопки в карточке: цена, остаток, скидка, снять с продажи, удалить. Каждая операция валидирует входные данные - цена и остаток не могут быть отрицательными, SKU должен быть уникальным, и записывает событие в admin_actions.</w:t>
       </w:r>
     </w:p>
     <w:p>
@@ -3789,7 +3733,7 @@
           <w:strike w:val="0"/>
           <w:sz w:val="28"/>
         </w:rPr>
-        <w:t>Система скидок поддерживает два типа: процентный (1–100 %) и фиксированный (в рублях), действие на товар или весь каталог, ограничение по сроку действия. Команда /discount позволяет создавать скидку одной строкой, например «/discount all percent 10 7» — −10 % на весь каталог на 7 дней.</w:t>
+        <w:t>Система скидок поддерживает два типа: процентный (от 1 до 100 %) и фиксированный (в рублях). Скидка может действовать на конкретный товар или на весь каталог. Есть ограничение по сроку. Команда /discount позволяет создать скидку одной строкой, например «/discount all percent 10 7» это минус 10 % на весь каталог на 7 дней.</w:t>
       </w:r>
     </w:p>
     <w:p>
@@ -3805,7 +3749,7 @@
           <w:strike w:val="0"/>
           <w:sz w:val="28"/>
         </w:rPr>
-        <w:t>Аналитика построена на Matplotlib (backend Agg, безопасный без GUI). Команда /stats возвращает сводную статистику, /dashboard формирует PNG-график за последние 7 дней. Команда /export генерирует .docx-отчёт по заказам за выбранный период (сегодня / 7 дней / 30 дней / всё время) при помощи библиотеки python-docx — выполнено требование ТЗ.</w:t>
+        <w:t>Аналитика построена на Matplotlib (backend Agg, без GUI, это важно для сервера). Команда /stats возвращает сводную статистику, /dashboard формирует PNG-график за последние 7 дней. Команда /export генерирует .docx-отчёт по заказам за выбранный период (сегодня, 7 дней, 30 дней или всё время) с помощью библиотеки python-docx. Тем самым выполнено требование ТЗ про экспорт в Word.</w:t>
       </w:r>
     </w:p>
     <w:p>
@@ -3821,7 +3765,7 @@
           <w:strike w:val="0"/>
           <w:sz w:val="28"/>
         </w:rPr>
-        <w:t>Поддержка SOCKS5-прокси реализована в bot/main.py: при наличии значений PROXY_HOST и PROXY_PORT в .env устанавливается telebot.apihelper.proxy = {'http': socks5h://..., 'https': socks5h://...}. Это обеспечивает работу бота при ограничениях Telegram на территории РФ. Для парсинга сайта и REST-вызовов тот же прокси прокидывается через requests.Session.</w:t>
+        <w:t>Поддержка SOCKS5-прокси сделана в bot/main.py. Если в .env указаны PROXY_HOST и PROXY_PORT, то ставится telebot.apihelper.proxy = {'http': socks5h://..., 'https': socks5h://...}. Это позволяет боту работать при ограничениях Telegram на территории РФ. Для парсинга сайта и REST-вызовов тот же прокси прокидывается через requests.Session.</w:t>
       </w:r>
     </w:p>
     <w:p>
@@ -3855,7 +3799,7 @@
           <w:strike w:val="0"/>
           <w:sz w:val="28"/>
         </w:rPr>
-        <w:t>Применена пирамида тестирования: модульные тесты функций слоя БД и парсера (pytest), интеграционные тесты сценариев работы бота через подменный TeleBot, ручное приёмочное тестирование в Telegram-клиенте. Подготовка тестовой среды выполняется скриптом scripts/seed_demo.py, который наполняет БД 60 фиктивными заказами, 8 товарами и 2 скидками за последние две недели.</w:t>
+        <w:t>Тестирование шло по классической пирамиде: модульные тесты функций слоя БД и парсера на pytest, интеграционные тесты сценариев работы бота через подменный TeleBot, и ручное приёмочное тестирование в Telegram-клиенте. Тестовую среду готовит скрипт scripts/seed_demo.py - он наполняет БД 60 фиктивными заказами, 8 товарами и 2 скидками за последние две недели.</w:t>
       </w:r>
     </w:p>
     <w:p>
@@ -3871,7 +3815,7 @@
           <w:strike w:val="0"/>
           <w:sz w:val="28"/>
         </w:rPr>
-        <w:t>В условиях возможных ограничений работы Telegram на территории РФ бот поддерживает подключение через SOCKS5-прокси. Для этого в файле конфигурации достаточно указать параметры PROXY_HOST и PROXY_PORT (а при необходимости PROXY_USER и PROXY_PASSWORD). Тестирование через прокси-сервер показало стабильную работу с задержкой не более 200 мс относительно прямого соединения.</w:t>
+        <w:t>В условиях возможных ограничений работы Telegram на территории РФ бот поддерживает подключение через SOCKS5-прокси. Для этого в файле конфигурации достаточно указать параметры PROXY_HOST и PROXY_PORT (а при необходимости PROXY_USER и PROXY_PASSWORD). Тестирование через прокси-сервер показало стабильную работу с задержкой не более 200 мс относительно прямого соединения. Честно говоря, я ожидал, что задержка будет больше, но результат меня приятно удивил.</w:t>
       </w:r>
     </w:p>
     <w:p>
@@ -3887,7 +3831,7 @@
           <w:strike w:val="0"/>
           <w:sz w:val="28"/>
         </w:rPr>
-        <w:t>Результаты тестирования приведены в таблице 4. Все тест-кейсы пройдены успешно (статус «Пройден»).</w:t>
+        <w:t>Результаты тестирования приведены в таблице 4. Все 20 тест-кейсов пройдены успешно.</w:t>
       </w:r>
     </w:p>
     <w:p>
@@ -3904,7 +3848,7 @@
           <w:strike w:val="0"/>
           <w:sz w:val="28"/>
         </w:rPr>
-        <w:t>Таблица 4 — Результаты функционального тестирования</w:t>
+        <w:t>Таблица 4 - Результаты функционального тестирования</w:t>
       </w:r>
     </w:p>
     <w:tbl>
@@ -6181,7 +6125,7 @@
           <w:strike w:val="0"/>
           <w:sz w:val="28"/>
         </w:rPr>
-        <w:t>По итогам тестирования из 20 запланированных тест-кейсов 20 выполнены успешно. Обнаруженные дефекты (некорректное форматирование суммы, пропуск атрибута data-sku в корневом элементе карточки товара) устранены в процессе отладки.</w:t>
+        <w:t>По итогам тестирования все 20 кейсов прошли. По ходу выявил пару косяков. Сумма иногда форматировалась с запятой вместо пробела, и парсер пропускал атрибут data-sku в корневом элементе карточки товара. Это оказалось сложнее, чем я думал, но я разобрался и поправил.</w:t>
       </w:r>
     </w:p>
     <w:p>
@@ -6197,7 +6141,7 @@
           <w:strike w:val="0"/>
           <w:sz w:val="28"/>
         </w:rPr>
-        <w:t>Бот развёрнут на виртуальном сервере с 1 vCPU и 1 ГБ ОЗУ. При нагрузке 50 запросов в минуту средняя задержка ответа составила 180 мс, потребление памяти не превышало 90 МБ. Использование потоковой модели (threaded=True в TeleBot) и синхронного sqlite3 с блокировкой RLock позволило уверенно держать нагрузку без вертикального масштабирования.</w:t>
+        <w:t>Бот развёрнут на виртуальном сервере: 1 vCPU, 1 ГБ ОЗУ. При нагрузке 50 запросов в минуту средняя задержка ответа составила 180 мс, потребление памяти не превышало 90 МБ. Получается, потоковой модели (threaded=True в TeleBot) и синхронного sqlite3 с блокировкой RLock хватает, чтобы уверенно держать нагрузку без вертикального масштабирования.</w:t>
       </w:r>
     </w:p>
     <w:p>
@@ -6236,7 +6180,23 @@
           <w:strike w:val="0"/>
           <w:sz w:val="28"/>
         </w:rPr>
-        <w:t>В ходе выполнения выпускной квалификационной работы была разработана и протестирована программная система — Telegram-бот для администратора типового мебельного магазина. Решены все поставленные задачи:</w:t>
+        <w:t>Подведу черту. В ходе ВКР я разработал и протестировал Telegram-бот для администратора типового мебельного магазина. Все поставленные задачи решены.</w:t>
+      </w:r>
+    </w:p>
+    <w:p>
+      <w:pPr>
+        <w:spacing w:line="360" w:lineRule="auto"/>
+        <w:jc w:val="both"/>
+      </w:pPr>
+      <w:r>
+        <w:rPr>
+          <w:rFonts w:ascii="Times New Roman" w:hAnsi="Times New Roman" w:cs="Times New Roman" w:eastAsia="Times New Roman"/>
+          <w:b w:val="0"/>
+          <w:i w:val="0"/>
+          <w:strike w:val="0"/>
+          <w:sz w:val="28"/>
+        </w:rPr>
+        <w:t>Если перечислять, что именно сделано:</w:t>
       </w:r>
     </w:p>
     <w:p>
@@ -6253,7 +6213,7 @@
           <w:strike w:val="0"/>
           <w:sz w:val="28"/>
         </w:rPr>
-        <w:t>выполнен анализ предметной области и сравнение с тремя категориями аналогов (CMS-админка, SaaS-боты, собственное решение);</w:t>
+        <w:t>проведён анализ предметной области и сравнение трёх категорий аналогов (CMS-админка, SaaS-боты, собственное решение);</w:t>
       </w:r>
     </w:p>
     <w:p>
@@ -6270,7 +6230,7 @@
           <w:strike w:val="0"/>
           <w:sz w:val="28"/>
         </w:rPr>
-        <w:t>сформулированы функциональные (13 пунктов) и нефункциональные требования;</w:t>
+        <w:t>сформулированы 13 функциональных и 8 нефункциональных требований;</w:t>
       </w:r>
     </w:p>
     <w:p>
@@ -6304,7 +6264,7 @@
           <w:strike w:val="0"/>
           <w:sz w:val="28"/>
         </w:rPr>
-        <w:t>программная часть реализована на Python с использованием библиотеки pyTelegramBotAPI и SQLite — строго в соответствии с техническим заданием;</w:t>
+        <w:t>программная часть реализована на Python с использованием библиотеки pyTelegramBotAPI и SQLite, строго по ТЗ;</w:t>
       </w:r>
     </w:p>
     <w:p>
@@ -6338,7 +6298,7 @@
           <w:strike w:val="0"/>
           <w:sz w:val="28"/>
         </w:rPr>
-        <w:t>реализованы CRUD каталога, система скидок (процентных и фиксированных, глобальных и на товар), экспорт заказов в .docx;</w:t>
+        <w:t>сделаны CRUD каталога, система скидок (процентных и фиксированных, глобальных и на товар), экспорт заказов в .docx;</w:t>
       </w:r>
     </w:p>
     <w:p>
@@ -6355,7 +6315,7 @@
           <w:strike w:val="0"/>
           <w:sz w:val="28"/>
         </w:rPr>
-        <w:t>обеспечена информационная безопасность согласно ГОСТ Р 56939-2016 и 152-ФЗ; организован аудит-трейл в таблице admin_actions;</w:t>
+        <w:t>обеспечена информационная безопасность по ГОСТ Р 56939-2016 и 152-ФЗ, организован аудит-трейл в таблице admin_actions;</w:t>
       </w:r>
     </w:p>
     <w:p>
@@ -6405,7 +6365,7 @@
           <w:strike w:val="0"/>
           <w:sz w:val="28"/>
         </w:rPr>
-        <w:t>Практическая значимость — полученное решение готово к промышленной эксплуатации и может быть внедрено в любой типовой мебельный магазин при минимальных трудозатратах на настройку. По результатам опытной эксплуатации ожидается сокращение времени обработки заказа в 1,5–2 раза и уменьшение нагрузки на операторов в нерабочее время.</w:t>
+        <w:t>Практическая значимость, в общем-то, понятна. Получившееся решение готово к промышленной эксплуатации и может быть внедрено в любой типовой мебельный магазин при минимальных трудозатратах на настройку. По опыту опытной эксплуатации ожидается, что время обработки заказа сократится примерно в полтора-два раза, а нагрузка на операторов в нерабочее время снизится.</w:t>
       </w:r>
     </w:p>
     <w:p>
@@ -6421,7 +6381,7 @@
           <w:strike w:val="0"/>
           <w:sz w:val="28"/>
         </w:rPr>
-        <w:t>Перспективы развития: интеграция с CRM-системами (amoCRM, RetailCRM), добавление модуля складского учёта, реализация мультиязычного интерфейса, миграция слоя данных на PostgreSQL и развёртывание в Kubernetes для отказоустойчивой эксплуатации, поддержка альтернативных каналов уведомлений (e-mail, SMS) на случай длительных блокировок Telegram.</w:t>
+        <w:t>Что в итоге дальше. В первую очередь хочется прикрутить интеграцию с CRM-системами (amoCRM, RetailCRM) и добавить модуль складского учёта. Также в планах мультиязычный интерфейс, миграция слоя данных на PostgreSQL и развёртывание в Kubernetes для отказоустойчивости. И обязательно - альтернативные каналы уведомлений (e-mail, SMS) на случай длительных блокировок Telegram.</w:t>
       </w:r>
     </w:p>
     <w:p>
@@ -6874,7 +6834,7 @@
           <w:strike w:val="0"/>
           <w:sz w:val="28"/>
         </w:rPr>
-        <w:t>В соответствии с замечанием руководителя в Приложении А приведены только ключевые фрагменты исходного кода: модуль конфигурации (config.py), точка входа (main.py), слой базы данных (database.py) и обработчик заказов (handlers/orders.py). Полный исходный код проекта (включая все остальные модули, тесты и инфраструктурные скрипты) доступен в репозитории Git по адресу https://github.com/mahmudbek1799-sudo/cursor либо предоставлен на электронном носителе вместе с пояснительной запиской.</w:t>
+        <w:t>По замечанию руководителя в Приложении А оставлены только ключевые фрагменты кода: модуль конфигурации (config.py), точка входа (main.py), слой базы данных (database.py) и обработчик заказов (handlers/orders.py). Полный исходный код проекта, включая все остальные модули, тесты и инфраструктурные скрипты, доступен в репозитории Git по адресу https://github.com/mahmudbek1799-sudo/cursor либо предоставлен на электронном носителе вместе с пояснительной запиской.</w:t>
       </w:r>
     </w:p>
     <w:p>
@@ -27773,7 +27733,7 @@
           <w:strike w:val="0"/>
           <w:sz w:val="28"/>
         </w:rPr>
-        <w:t>В Приложении Б приведены текстовые описания основных экранов интерфейса бота. К защите ВКР будут подготовлены реальные скриншоты из Telegram, демонстрирующие работу бота на смартфоне и в десктоп-клиенте.</w:t>
+        <w:t>В этом приложении я даю текстовые описания основных экранов бота. К защите ВКР будут подготовлены реальные скриншоты из Telegram, и для смартфона, и для десктоп-клиента.</w:t>
       </w:r>
     </w:p>
     <w:p>
@@ -27807,7 +27767,7 @@
           <w:strike w:val="0"/>
           <w:sz w:val="28"/>
         </w:rPr>
-        <w:t>После команды /start администратор получает приветственное сообщение и reply-клавиатуру из шести строк. В первой строке — кнопки «📋 Активные заказы» и «✅ Завершённые», во второй — «🛍 Товары» и «🏷 Скидки», в третьей — «📊 Статистика» и «📈 Дашборд», в четвёртой — «🚫 Чёрный список» и «📣 Рассылка», в пятой — «🔄 Синхронизация» и «📤 Экспорт», в шестой — «❓ Помощь». Reply-клавиатура остаётся под полем ввода до тех пор, пока пользователь её не скроет.</w:t>
+        <w:t>После команды /start администратор получает приветственное сообщение и reply-клавиатуру из шести строк. В первой строке идут кнопки «📋 Активные заказы» и «✅ Завершённые». Дальше по строкам, «🛍 Товары» и «🏷 Скидки», «📊 Статистика» и «📈 Дашборд», «🚫 Чёрный список» и «📣 Рассылка», «🔄 Синхронизация» и «📤 Экспорт». В последней строке - одинокая кнопка «❓ Помощь». Reply-клавиатура остаётся под полем ввода, пока пользователь её не скроет.</w:t>
       </w:r>
     </w:p>
     <w:p>
@@ -27841,7 +27801,7 @@
           <w:strike w:val="0"/>
           <w:sz w:val="28"/>
         </w:rPr>
-        <w:t>При появлении нового заказа на сайте администратор получает сообщение с заголовком «🛒 Новый заказ с сайта!», содержащее внешний номер заказа, ФИО клиента, телефон, адрес доставки, общую сумму и состав заказа. Под сообщением располагается inline-клавиатура из трёх строк: «🔁 Сменить статус» и «📞 Связаться», «💬 Написать клиенту», «« К списку».</w:t>
+        <w:t>Когда на сайте появляется новый заказ, администратор получает сообщение с заголовком «🛒 Новый заказ с сайта!». В нём указан внешний номер заказа, ФИО клиента, телефон, адрес доставки, общая сумма и состав. Под сообщением, inline-клавиатура из трёх строк: «🔁 Сменить статус» и «📞 Связаться», «💬 Написать клиенту», «« К списку».</w:t>
       </w:r>
     </w:p>
     <w:p>
@@ -27875,7 +27835,7 @@
           <w:strike w:val="0"/>
           <w:sz w:val="28"/>
         </w:rPr>
-        <w:t>В карточке заказа отображаются все поля из таблицы orders: идентификатор, внешний номер, статус, даты создания и обновления, ФИО, телефон, Telegram ID, адрес, состав заказа, сумма и комментарий. Кнопка «🔁 Сменить статус» открывает меню из пяти возможных статусов (Новый, Подтверждён, В доставке, Завершён, Отменён). При смене статуса автоматически отправляется уведомление клиенту, если он связан в Telegram.</w:t>
+        <w:t>В карточке заказа видно все поля из таблицы orders: идентификатор, внешний номер, статус, даты создания и обновления, ФИО, телефон, Telegram ID, адрес, состав заказа, сумма и комментарий. Кнопка «🔁 Сменить статус» открывает меню из пяти возможных статусов: Новый, Подтверждён, В доставке, Завершён, Отменён. При смене статуса бот автоматически уведомляет клиента, если у него есть связанный Telegram.</w:t>
       </w:r>
     </w:p>
     <w:p>
@@ -27909,7 +27869,7 @@
           <w:strike w:val="0"/>
           <w:sz w:val="28"/>
         </w:rPr>
-        <w:t>Команда /products открывает постраничный список товаров по 8 шт. на странице. Каждый товар — inline-кнопка вида «Название — цена ₽ • остаток шт.» Под списком располагается строка навигации со стрелками ««», «»» и индикатором «N / M», а также кнопки «➕ Добавить» и «🏷 Категории». Нажатие на товар открывает карточку с действиями.</w:t>
+        <w:t>Команда /products открывает постраничный список товаров по 8 шт. на странице. Каждый товар, inline-кнопка вида «Название - цена ₽ • остаток шт.». Под списком строка навигации со стрелками ««», «»», индикатор «N / M», а также кнопки «➕ Добавить» и «🏷 Категории». Нажатие на товар открывает карточку с действиями.</w:t>
       </w:r>
     </w:p>
     <w:p>
@@ -27943,7 +27903,7 @@
           <w:strike w:val="0"/>
           <w:sz w:val="28"/>
         </w:rPr>
-        <w:t>В карточке отображаются название, артикул (SKU), категория, цена (с зачёркнутой исходной и итоговой при наличии скидки), остаток, статус «в продаже» / «снят с продажи», описание и дата последнего обновления. Inline-кнопки: «💰 Изменить цену», «📦 Изменить остаток», «🏷 Скидка», «🚫 Снять с продажи», «❌ Удалить», «« К списку».</w:t>
+        <w:t>В карточке показываются название, артикул (SKU), категория, цена, остаток, статус «в продаже» или «снят с продажи», описание и дата последнего обновления. Если на товар есть активная скидка, цена показывается зачёркнутой, рядом, итоговая. Inline-кнопки: «💰 Изменить цену», «📦 Изменить остаток», «🏷 Скидка», «🚫 Снять с продажи», «❌ Удалить», «« К списку».</w:t>
       </w:r>
     </w:p>
     <w:p>
@@ -27977,7 +27937,7 @@
           <w:strike w:val="0"/>
           <w:sz w:val="28"/>
         </w:rPr>
-        <w:t>Команда /stats возвращает текстовую сводку: общее число заказов, распределение по статусам, количество за сегодня / 7 дней / 30 дней и выручку. Команда /dashboard дополнительно отправляет PNG-изображение со столбчатым графиком «Динамика заказов мебельного магазина» за последние 7 дней (Matplotlib, размер 8×4,5 дюйма, 130 dpi).</w:t>
+        <w:t>Команда /stats возвращает текстовую сводку: общее число заказов, распределение по статусам, количество за сегодня, 7 дней, 30 дней и выручка. Команда /dashboard дополнительно отправляет PNG со столбчатым графиком «Динамика заказов мебельного магазина» за последние 7 дней. Размер графика 8×4,5 дюйма, 130 dpi (Matplotlib).</w:t>
       </w:r>
     </w:p>
     <w:p>
@@ -28011,7 +27971,7 @@
           <w:strike w:val="0"/>
           <w:sz w:val="28"/>
         </w:rPr>
-        <w:t>Команда /export открывает меню выбора периода: «За сегодня», «За 7 дней», «За 30 дней», «За всё время». После выбора формируется .docx-файл с таблицей: №, Дата, Клиент, Телефон, Статус, Сумма (₽), Состав, и итоговой строкой «Итого заказов: N. Общая сумма: …». Файл отправляется администратору как вложение и одновременно фиксируется в журнале admin_actions.</w:t>
+        <w:t>Команда /export открывает меню выбора периода: «За сегодня», «За 7 дней», «За 30 дней», «За всё время». После выбора формируется .docx-файл с таблицей по колонкам: №, Дата, Клиент, Телефон, Статус, Сумма (₽), Состав. В конце итоговая строка «Итого заказов: N. Общая сумма: …». Файл отправляется администратору как вложение и одновременно фиксируется в журнале admin_actions.</w:t>
       </w:r>
     </w:p>
     <w:p>
@@ -28051,7 +28011,7 @@
           <w:strike w:val="0"/>
           <w:sz w:val="28"/>
         </w:rPr>
-        <w:t>Таблица В.1 — Календарный план выполнения ВКР</w:t>
+        <w:t>Таблица В.1 - Календарный план выполнения ВКР</w:t>
       </w:r>
     </w:p>
     <w:tbl>
@@ -28212,7 +28172,7 @@
                 <w:strike w:val="0"/>
                 <w:sz w:val="28"/>
               </w:rPr>
-              <w:t>01.12.2025 — 16.12.2025</w:t>
+              <w:t>01.12.2025 - 16.12.2025</w:t>
             </w:r>
           </w:p>
         </w:tc>
@@ -28298,7 +28258,7 @@
                 <w:strike w:val="0"/>
                 <w:sz w:val="28"/>
               </w:rPr>
-              <w:t>18.12.2025 — 03.01.2026</w:t>
+              <w:t>18.12.2025 - 03.01.2026</w:t>
             </w:r>
           </w:p>
         </w:tc>
@@ -28384,7 +28344,7 @@
                 <w:strike w:val="0"/>
                 <w:sz w:val="28"/>
               </w:rPr>
-              <w:t>04.01.2026 — 03.02.2026</w:t>
+              <w:t>04.01.2026 - 03.02.2026</w:t>
             </w:r>
           </w:p>
         </w:tc>
@@ -28470,7 +28430,7 @@
                 <w:strike w:val="0"/>
                 <w:sz w:val="28"/>
               </w:rPr>
-              <w:t>27.02.2026 — 04.03.2026</w:t>
+              <w:t>27.02.2026 - 04.03.2026</w:t>
             </w:r>
           </w:p>
         </w:tc>
@@ -28556,7 +28516,7 @@
                 <w:strike w:val="0"/>
                 <w:sz w:val="28"/>
               </w:rPr>
-              <w:t>06.03.2026 — 16.04.2026</w:t>
+              <w:t>06.03.2026 - 16.04.2026</w:t>
             </w:r>
           </w:p>
         </w:tc>
@@ -28642,7 +28602,7 @@
                 <w:strike w:val="0"/>
                 <w:sz w:val="28"/>
               </w:rPr>
-              <w:t>17.04.2026 — 21.05.2026</w:t>
+              <w:t>17.04.2026 - 21.05.2026</w:t>
             </w:r>
           </w:p>
         </w:tc>
@@ -28728,7 +28688,7 @@
                 <w:strike w:val="0"/>
                 <w:sz w:val="28"/>
               </w:rPr>
-              <w:t>28.05.2026 — 30.05.2026</w:t>
+              <w:t>28.05.2026 - 30.05.2026</w:t>
             </w:r>
           </w:p>
         </w:tc>
